--- a/nep/docx/64.content.docx
+++ b/nep/docx/64.content.docx
@@ -192,12 +192,6 @@
         <w:rPr>
           <w:lang w:val="ne_NP" w:bidi="ne_NP"/>
         </w:rPr>
-        <w:t>3JN</w:t>
-      </w:r>
-      <w:r>
-        <w:rPr>
-          <w:lang w:val="ne_NP" w:bidi="ne_NP"/>
-        </w:rPr>
       </w:r>
     </w:p>
     <w:p>
@@ -206,13 +200,6 @@
         <w:rPr>
           <w:lang w:val="ne_NP" w:bidi="ne_NP"/>
         </w:rPr>
-      </w:r>
-      <w:r>
-        <w:rPr>
-          <w:i/>
-          <w:lang w:val="ne_NP" w:bidi="ne_NP"/>
-        </w:rPr>
-        <w:t>3 John 1:1, 3 John 1:2, 3 John 1:3, 3 John 1:4, 3 John 1:5, 3 John 1:6, 3 John 1:7, 3 John 1:8, 3 John 1:9, 3 John 1:10, 3 John 1:11, 3 John 1:12, 3 John 1:13, 3 John 1:14, 3 John 1:15</w:t>
       </w:r>
       <w:r>
         <w:rPr>
@@ -323,14 +310,29 @@
       </w:r>
     </w:p>
     <w:p>
-      <w:pPr>
-        <w:pStyle w:val="Heading2"/>
-      </w:pPr>
-      <w:r>
-        <w:rPr>
-          <w:lang w:val="ne_NP" w:bidi="ne_NP"/>
-        </w:rPr>
-        <w:t>3 John 1:2</w:t>
+      <w:pPr/>
+      <w:r>
+        <w:rPr>
+          <w:lang w:val="ne_NP" w:bidi="ne_NP"/>
+        </w:rPr>
+      </w:r>
+      <w:r>
+        <w:rPr>
+          <w:vertAlign w:val="superscript"/>
+          <w:lang w:val="ne_NP" w:bidi="ne_NP"/>
+        </w:rPr>
+        <w:t>2</w:t>
+      </w:r>
+      <w:r>
+        <w:rPr>
+          <w:lang w:val="ne_NP" w:bidi="ne_NP"/>
+        </w:rPr>
+        <w:t xml:space="preserve"> प्रिय मित्र, म प्रार्थना गर्दछु, जसरी तिम्रो आत्माको उन्‍नति भएको छ, त्यसरी नै तिमी स्वस्थ बस र सबै कुरामा तिमीलाई भलो होस्।</w:t>
+      </w:r>
+      <w:r>
+        <w:rPr>
+          <w:lang w:val="ne_NP" w:bidi="ne_NP"/>
+        </w:rPr>
       </w:r>
       <w:r>
         <w:rPr>
@@ -345,29 +347,6 @@
           <w:lang w:val="ne_NP" w:bidi="ne_NP"/>
         </w:rPr>
       </w:r>
-      <w:r>
-        <w:rPr>
-          <w:vertAlign w:val="superscript"/>
-          <w:lang w:val="ne_NP" w:bidi="ne_NP"/>
-        </w:rPr>
-        <w:t>2</w:t>
-      </w:r>
-      <w:r>
-        <w:rPr>
-          <w:lang w:val="ne_NP" w:bidi="ne_NP"/>
-        </w:rPr>
-        <w:t xml:space="preserve"> प्रिय मित्र, म प्रार्थना गर्दछु, जसरी तिम्रो आत्माको उन्‍नति भएको छ, त्यसरी नै तिमी स्वस्थ बस र सबै कुरामा तिमीलाई भलो होस्।</w:t>
-      </w:r>
-      <w:r>
-        <w:rPr>
-          <w:lang w:val="ne_NP" w:bidi="ne_NP"/>
-        </w:rPr>
-      </w:r>
-      <w:r>
-        <w:rPr>
-          <w:lang w:val="ne_NP" w:bidi="ne_NP"/>
-        </w:rPr>
-      </w:r>
     </w:p>
     <w:p>
       <w:pPr/>
@@ -376,16 +355,23 @@
           <w:lang w:val="ne_NP" w:bidi="ne_NP"/>
         </w:rPr>
       </w:r>
-    </w:p>
-    <w:p>
-      <w:pPr>
-        <w:pStyle w:val="Heading2"/>
-      </w:pPr>
-      <w:r>
-        <w:rPr>
-          <w:lang w:val="ne_NP" w:bidi="ne_NP"/>
-        </w:rPr>
-        <w:t>3 John 1:3</w:t>
+      <w:r>
+        <w:rPr>
+          <w:vertAlign w:val="superscript"/>
+          <w:lang w:val="ne_NP" w:bidi="ne_NP"/>
+        </w:rPr>
+        <w:t>3</w:t>
+      </w:r>
+      <w:r>
+        <w:rPr>
+          <w:lang w:val="ne_NP" w:bidi="ne_NP"/>
+        </w:rPr>
+        <w:t xml:space="preserve"> केही दाजुभाइ-दिदीबहिनीहरू आएर सत्यताको विषयमा तिम्रो विश्‍वासयोग्यता र तिमी कसरी निरन्तर हिँडिरहेका छौ भन्‍ने विषयमा साक्षी दिएकोले म धेरै आनन्दित भएको छु।</w:t>
+      </w:r>
+      <w:r>
+        <w:rPr>
+          <w:lang w:val="ne_NP" w:bidi="ne_NP"/>
+        </w:rPr>
       </w:r>
       <w:r>
         <w:rPr>
@@ -400,29 +386,6 @@
           <w:lang w:val="ne_NP" w:bidi="ne_NP"/>
         </w:rPr>
       </w:r>
-      <w:r>
-        <w:rPr>
-          <w:vertAlign w:val="superscript"/>
-          <w:lang w:val="ne_NP" w:bidi="ne_NP"/>
-        </w:rPr>
-        <w:t>3</w:t>
-      </w:r>
-      <w:r>
-        <w:rPr>
-          <w:lang w:val="ne_NP" w:bidi="ne_NP"/>
-        </w:rPr>
-        <w:t xml:space="preserve"> केही दाजुभाइ-दिदीबहिनीहरू आएर सत्यताको विषयमा तिम्रो विश्‍वासयोग्यता र तिमी कसरी निरन्तर हिँडिरहेका छौ भन्‍ने विषयमा साक्षी दिएकोले म धेरै आनन्दित भएको छु।</w:t>
-      </w:r>
-      <w:r>
-        <w:rPr>
-          <w:lang w:val="ne_NP" w:bidi="ne_NP"/>
-        </w:rPr>
-      </w:r>
-      <w:r>
-        <w:rPr>
-          <w:lang w:val="ne_NP" w:bidi="ne_NP"/>
-        </w:rPr>
-      </w:r>
     </w:p>
     <w:p>
       <w:pPr/>
@@ -431,16 +394,23 @@
           <w:lang w:val="ne_NP" w:bidi="ne_NP"/>
         </w:rPr>
       </w:r>
-    </w:p>
-    <w:p>
-      <w:pPr>
-        <w:pStyle w:val="Heading2"/>
-      </w:pPr>
-      <w:r>
-        <w:rPr>
-          <w:lang w:val="ne_NP" w:bidi="ne_NP"/>
-        </w:rPr>
-        <w:t>3 John 1:4</w:t>
+      <w:r>
+        <w:rPr>
+          <w:vertAlign w:val="superscript"/>
+          <w:lang w:val="ne_NP" w:bidi="ne_NP"/>
+        </w:rPr>
+        <w:t>4</w:t>
+      </w:r>
+      <w:r>
+        <w:rPr>
+          <w:lang w:val="ne_NP" w:bidi="ne_NP"/>
+        </w:rPr>
+        <w:t xml:space="preserve"> मेरा सन्तानहरू सत्यतामा चलिरहेका छन् भन्‍ने कुरा सुन्‍न पाउनुभन्दा ठूलो आनन्द मेरो लागि अरू केही हुँदैन।</w:t>
+      </w:r>
+      <w:r>
+        <w:rPr>
+          <w:lang w:val="ne_NP" w:bidi="ne_NP"/>
+        </w:rPr>
       </w:r>
       <w:r>
         <w:rPr>
@@ -455,29 +425,6 @@
           <w:lang w:val="ne_NP" w:bidi="ne_NP"/>
         </w:rPr>
       </w:r>
-      <w:r>
-        <w:rPr>
-          <w:vertAlign w:val="superscript"/>
-          <w:lang w:val="ne_NP" w:bidi="ne_NP"/>
-        </w:rPr>
-        <w:t>4</w:t>
-      </w:r>
-      <w:r>
-        <w:rPr>
-          <w:lang w:val="ne_NP" w:bidi="ne_NP"/>
-        </w:rPr>
-        <w:t xml:space="preserve"> मेरा सन्तानहरू सत्यतामा चलिरहेका छन् भन्‍ने कुरा सुन्‍न पाउनुभन्दा ठूलो आनन्द मेरो लागि अरू केही हुँदैन।</w:t>
-      </w:r>
-      <w:r>
-        <w:rPr>
-          <w:lang w:val="ne_NP" w:bidi="ne_NP"/>
-        </w:rPr>
-      </w:r>
-      <w:r>
-        <w:rPr>
-          <w:lang w:val="ne_NP" w:bidi="ne_NP"/>
-        </w:rPr>
-      </w:r>
     </w:p>
     <w:p>
       <w:pPr/>
@@ -486,16 +433,23 @@
           <w:lang w:val="ne_NP" w:bidi="ne_NP"/>
         </w:rPr>
       </w:r>
-    </w:p>
-    <w:p>
-      <w:pPr>
-        <w:pStyle w:val="Heading2"/>
-      </w:pPr>
-      <w:r>
-        <w:rPr>
-          <w:lang w:val="ne_NP" w:bidi="ne_NP"/>
-        </w:rPr>
-        <w:t>3 John 1:5</w:t>
+      <w:r>
+        <w:rPr>
+          <w:vertAlign w:val="superscript"/>
+          <w:lang w:val="ne_NP" w:bidi="ne_NP"/>
+        </w:rPr>
+        <w:t>5</w:t>
+      </w:r>
+      <w:r>
+        <w:rPr>
+          <w:lang w:val="ne_NP" w:bidi="ne_NP"/>
+        </w:rPr>
+        <w:t xml:space="preserve"> हे प्रिय मित्र, ती दाजुभाइ-दिदीबहिनीहरू तिम्रा लागि परदेशी भए तापनि तिमीले जे गर्दैछौ, त्यसमा तिमी विश्‍वासयोग्य छौ।</w:t>
+      </w:r>
+      <w:r>
+        <w:rPr>
+          <w:lang w:val="ne_NP" w:bidi="ne_NP"/>
+        </w:rPr>
       </w:r>
       <w:r>
         <w:rPr>
@@ -510,29 +464,6 @@
           <w:lang w:val="ne_NP" w:bidi="ne_NP"/>
         </w:rPr>
       </w:r>
-      <w:r>
-        <w:rPr>
-          <w:vertAlign w:val="superscript"/>
-          <w:lang w:val="ne_NP" w:bidi="ne_NP"/>
-        </w:rPr>
-        <w:t>5</w:t>
-      </w:r>
-      <w:r>
-        <w:rPr>
-          <w:lang w:val="ne_NP" w:bidi="ne_NP"/>
-        </w:rPr>
-        <w:t xml:space="preserve"> हे प्रिय मित्र, ती दाजुभाइ-दिदीबहिनीहरू तिम्रा लागि परदेशी भए तापनि तिमीले जे गर्दैछौ, त्यसमा तिमी विश्‍वासयोग्य छौ।</w:t>
-      </w:r>
-      <w:r>
-        <w:rPr>
-          <w:lang w:val="ne_NP" w:bidi="ne_NP"/>
-        </w:rPr>
-      </w:r>
-      <w:r>
-        <w:rPr>
-          <w:lang w:val="ne_NP" w:bidi="ne_NP"/>
-        </w:rPr>
-      </w:r>
     </w:p>
     <w:p>
       <w:pPr/>
@@ -541,16 +472,23 @@
           <w:lang w:val="ne_NP" w:bidi="ne_NP"/>
         </w:rPr>
       </w:r>
-    </w:p>
-    <w:p>
-      <w:pPr>
-        <w:pStyle w:val="Heading2"/>
-      </w:pPr>
-      <w:r>
-        <w:rPr>
-          <w:lang w:val="ne_NP" w:bidi="ne_NP"/>
-        </w:rPr>
-        <w:t>3 John 1:6</w:t>
+      <w:r>
+        <w:rPr>
+          <w:vertAlign w:val="superscript"/>
+          <w:lang w:val="ne_NP" w:bidi="ne_NP"/>
+        </w:rPr>
+        <w:t>6</w:t>
+      </w:r>
+      <w:r>
+        <w:rPr>
+          <w:lang w:val="ne_NP" w:bidi="ne_NP"/>
+        </w:rPr>
+        <w:t xml:space="preserve"> तिनीहरूले तिम्रो प्रेमको विषयमा मण्डलीलाई साक्षी दिएका छन्। परमेश्‍वरलाई मनपर्ने रीतिले तिनीहरूलाई आफ्ना यात्रामा पठाऊ।</w:t>
+      </w:r>
+      <w:r>
+        <w:rPr>
+          <w:lang w:val="ne_NP" w:bidi="ne_NP"/>
+        </w:rPr>
       </w:r>
       <w:r>
         <w:rPr>
@@ -565,29 +503,6 @@
           <w:lang w:val="ne_NP" w:bidi="ne_NP"/>
         </w:rPr>
       </w:r>
-      <w:r>
-        <w:rPr>
-          <w:vertAlign w:val="superscript"/>
-          <w:lang w:val="ne_NP" w:bidi="ne_NP"/>
-        </w:rPr>
-        <w:t>6</w:t>
-      </w:r>
-      <w:r>
-        <w:rPr>
-          <w:lang w:val="ne_NP" w:bidi="ne_NP"/>
-        </w:rPr>
-        <w:t xml:space="preserve"> तिनीहरूले तिम्रो प्रेमको विषयमा मण्डलीलाई साक्षी दिएका छन्। परमेश्‍वरलाई मनपर्ने रीतिले तिनीहरूलाई आफ्ना यात्रामा पठाऊ।</w:t>
-      </w:r>
-      <w:r>
-        <w:rPr>
-          <w:lang w:val="ne_NP" w:bidi="ne_NP"/>
-        </w:rPr>
-      </w:r>
-      <w:r>
-        <w:rPr>
-          <w:lang w:val="ne_NP" w:bidi="ne_NP"/>
-        </w:rPr>
-      </w:r>
     </w:p>
     <w:p>
       <w:pPr/>
@@ -596,16 +511,23 @@
           <w:lang w:val="ne_NP" w:bidi="ne_NP"/>
         </w:rPr>
       </w:r>
-    </w:p>
-    <w:p>
-      <w:pPr>
-        <w:pStyle w:val="Heading2"/>
-      </w:pPr>
-      <w:r>
-        <w:rPr>
-          <w:lang w:val="ne_NP" w:bidi="ne_NP"/>
-        </w:rPr>
-        <w:t>3 John 1:7</w:t>
+      <w:r>
+        <w:rPr>
+          <w:vertAlign w:val="superscript"/>
+          <w:lang w:val="ne_NP" w:bidi="ne_NP"/>
+        </w:rPr>
+        <w:t>7</w:t>
+      </w:r>
+      <w:r>
+        <w:rPr>
+          <w:lang w:val="ne_NP" w:bidi="ne_NP"/>
+        </w:rPr>
+        <w:t xml:space="preserve"> तिनीहरू उहाँकै नामको निम्ति निस्केका हुन्, र गैरयहूदीहरूबाट कुनै सहायता लिएनन्।</w:t>
+      </w:r>
+      <w:r>
+        <w:rPr>
+          <w:lang w:val="ne_NP" w:bidi="ne_NP"/>
+        </w:rPr>
       </w:r>
       <w:r>
         <w:rPr>
@@ -620,29 +542,6 @@
           <w:lang w:val="ne_NP" w:bidi="ne_NP"/>
         </w:rPr>
       </w:r>
-      <w:r>
-        <w:rPr>
-          <w:vertAlign w:val="superscript"/>
-          <w:lang w:val="ne_NP" w:bidi="ne_NP"/>
-        </w:rPr>
-        <w:t>7</w:t>
-      </w:r>
-      <w:r>
-        <w:rPr>
-          <w:lang w:val="ne_NP" w:bidi="ne_NP"/>
-        </w:rPr>
-        <w:t xml:space="preserve"> तिनीहरू उहाँकै नामको निम्ति निस्केका हुन्, र गैरयहूदीहरूबाट कुनै सहायता लिएनन्।</w:t>
-      </w:r>
-      <w:r>
-        <w:rPr>
-          <w:lang w:val="ne_NP" w:bidi="ne_NP"/>
-        </w:rPr>
-      </w:r>
-      <w:r>
-        <w:rPr>
-          <w:lang w:val="ne_NP" w:bidi="ne_NP"/>
-        </w:rPr>
-      </w:r>
     </w:p>
     <w:p>
       <w:pPr/>
@@ -651,16 +550,23 @@
           <w:lang w:val="ne_NP" w:bidi="ne_NP"/>
         </w:rPr>
       </w:r>
-    </w:p>
-    <w:p>
-      <w:pPr>
-        <w:pStyle w:val="Heading2"/>
-      </w:pPr>
-      <w:r>
-        <w:rPr>
-          <w:lang w:val="ne_NP" w:bidi="ne_NP"/>
-        </w:rPr>
-        <w:t>3 John 1:8</w:t>
+      <w:r>
+        <w:rPr>
+          <w:vertAlign w:val="superscript"/>
+          <w:lang w:val="ne_NP" w:bidi="ne_NP"/>
+        </w:rPr>
+        <w:t>8</w:t>
+      </w:r>
+      <w:r>
+        <w:rPr>
+          <w:lang w:val="ne_NP" w:bidi="ne_NP"/>
+        </w:rPr>
+        <w:t xml:space="preserve"> यसकारण सत्यताका निम्ति सँगै मिलेर काम गर्न सकौँ भन्‍नका लागि हामीले यस्ता मानिसहरूलाई सेवा सत्कार गर्नैपर्छ।</w:t>
+      </w:r>
+      <w:r>
+        <w:rPr>
+          <w:lang w:val="ne_NP" w:bidi="ne_NP"/>
+        </w:rPr>
       </w:r>
       <w:r>
         <w:rPr>
@@ -675,29 +581,6 @@
           <w:lang w:val="ne_NP" w:bidi="ne_NP"/>
         </w:rPr>
       </w:r>
-      <w:r>
-        <w:rPr>
-          <w:vertAlign w:val="superscript"/>
-          <w:lang w:val="ne_NP" w:bidi="ne_NP"/>
-        </w:rPr>
-        <w:t>8</w:t>
-      </w:r>
-      <w:r>
-        <w:rPr>
-          <w:lang w:val="ne_NP" w:bidi="ne_NP"/>
-        </w:rPr>
-        <w:t xml:space="preserve"> यसकारण सत्यताका निम्ति सँगै मिलेर काम गर्न सकौँ भन्‍नका लागि हामीले यस्ता मानिसहरूलाई सेवा सत्कार गर्नैपर्छ।</w:t>
-      </w:r>
-      <w:r>
-        <w:rPr>
-          <w:lang w:val="ne_NP" w:bidi="ne_NP"/>
-        </w:rPr>
-      </w:r>
-      <w:r>
-        <w:rPr>
-          <w:lang w:val="ne_NP" w:bidi="ne_NP"/>
-        </w:rPr>
-      </w:r>
     </w:p>
     <w:p>
       <w:pPr/>
@@ -706,16 +589,23 @@
           <w:lang w:val="ne_NP" w:bidi="ne_NP"/>
         </w:rPr>
       </w:r>
-    </w:p>
-    <w:p>
-      <w:pPr>
-        <w:pStyle w:val="Heading2"/>
-      </w:pPr>
-      <w:r>
-        <w:rPr>
-          <w:lang w:val="ne_NP" w:bidi="ne_NP"/>
-        </w:rPr>
-        <w:t>3 John 1:9</w:t>
+      <w:r>
+        <w:rPr>
+          <w:vertAlign w:val="superscript"/>
+          <w:lang w:val="ne_NP" w:bidi="ne_NP"/>
+        </w:rPr>
+        <w:t>9</w:t>
+      </w:r>
+      <w:r>
+        <w:rPr>
+          <w:lang w:val="ne_NP" w:bidi="ne_NP"/>
+        </w:rPr>
+        <w:t xml:space="preserve"> मैले मण्डलीलाई केही कुरा लेखेको थिएँ, तर तिमीहरूमा ठूलो हुन खोज्ने डियोत्रिफसले हामीलाई स्वीकार गर्दैन।</w:t>
+      </w:r>
+      <w:r>
+        <w:rPr>
+          <w:lang w:val="ne_NP" w:bidi="ne_NP"/>
+        </w:rPr>
       </w:r>
       <w:r>
         <w:rPr>
@@ -730,29 +620,6 @@
           <w:lang w:val="ne_NP" w:bidi="ne_NP"/>
         </w:rPr>
       </w:r>
-      <w:r>
-        <w:rPr>
-          <w:vertAlign w:val="superscript"/>
-          <w:lang w:val="ne_NP" w:bidi="ne_NP"/>
-        </w:rPr>
-        <w:t>9</w:t>
-      </w:r>
-      <w:r>
-        <w:rPr>
-          <w:lang w:val="ne_NP" w:bidi="ne_NP"/>
-        </w:rPr>
-        <w:t xml:space="preserve"> मैले मण्डलीलाई केही कुरा लेखेको थिएँ, तर तिमीहरूमा ठूलो हुन खोज्ने डियोत्रिफसले हामीलाई स्वीकार गर्दैन।</w:t>
-      </w:r>
-      <w:r>
-        <w:rPr>
-          <w:lang w:val="ne_NP" w:bidi="ne_NP"/>
-        </w:rPr>
-      </w:r>
-      <w:r>
-        <w:rPr>
-          <w:lang w:val="ne_NP" w:bidi="ne_NP"/>
-        </w:rPr>
-      </w:r>
     </w:p>
     <w:p>
       <w:pPr/>
@@ -761,16 +628,23 @@
           <w:lang w:val="ne_NP" w:bidi="ne_NP"/>
         </w:rPr>
       </w:r>
-    </w:p>
-    <w:p>
-      <w:pPr>
-        <w:pStyle w:val="Heading2"/>
-      </w:pPr>
-      <w:r>
-        <w:rPr>
-          <w:lang w:val="ne_NP" w:bidi="ne_NP"/>
-        </w:rPr>
-        <w:t>3 John 1:10</w:t>
+      <w:r>
+        <w:rPr>
+          <w:vertAlign w:val="superscript"/>
+          <w:lang w:val="ne_NP" w:bidi="ne_NP"/>
+        </w:rPr>
+        <w:t>10</w:t>
+      </w:r>
+      <w:r>
+        <w:rPr>
+          <w:lang w:val="ne_NP" w:bidi="ne_NP"/>
+        </w:rPr>
+        <w:t xml:space="preserve"> यसकारण म आएँ भने त्यसले गरिरहेका कामहरूबारे कुरा उठाउनेछु। त्यसले हाम्रा विरुद्धमा खराब कुराहरू बक्दै हिँड्छ। त्यतिमा पनि सन्तुष्‍ट नभएर त्यसले अरू विश्‍वासीहरूलाई स्वीकार गर्दैन र स्वीकार गर्न चाहनेहरूलाई पनि त्यसले रोक्छ, र तिनीहरूलाई मण्डलीबाट बाहिर निकालिदिन्छ।</w:t>
+      </w:r>
+      <w:r>
+        <w:rPr>
+          <w:lang w:val="ne_NP" w:bidi="ne_NP"/>
+        </w:rPr>
       </w:r>
       <w:r>
         <w:rPr>
@@ -785,29 +659,6 @@
           <w:lang w:val="ne_NP" w:bidi="ne_NP"/>
         </w:rPr>
       </w:r>
-      <w:r>
-        <w:rPr>
-          <w:vertAlign w:val="superscript"/>
-          <w:lang w:val="ne_NP" w:bidi="ne_NP"/>
-        </w:rPr>
-        <w:t>10</w:t>
-      </w:r>
-      <w:r>
-        <w:rPr>
-          <w:lang w:val="ne_NP" w:bidi="ne_NP"/>
-        </w:rPr>
-        <w:t xml:space="preserve"> यसकारण म आएँ भने त्यसले गरिरहेका कामहरूबारे कुरा उठाउनेछु। त्यसले हाम्रा विरुद्धमा खराब कुराहरू बक्दै हिँड्छ। त्यतिमा पनि सन्तुष्‍ट नभएर त्यसले अरू विश्‍वासीहरूलाई स्वीकार गर्दैन र स्वीकार गर्न चाहनेहरूलाई पनि त्यसले रोक्छ, र तिनीहरूलाई मण्डलीबाट बाहिर निकालिदिन्छ।</w:t>
-      </w:r>
-      <w:r>
-        <w:rPr>
-          <w:lang w:val="ne_NP" w:bidi="ne_NP"/>
-        </w:rPr>
-      </w:r>
-      <w:r>
-        <w:rPr>
-          <w:lang w:val="ne_NP" w:bidi="ne_NP"/>
-        </w:rPr>
-      </w:r>
     </w:p>
     <w:p>
       <w:pPr/>
@@ -816,16 +667,23 @@
           <w:lang w:val="ne_NP" w:bidi="ne_NP"/>
         </w:rPr>
       </w:r>
-    </w:p>
-    <w:p>
-      <w:pPr>
-        <w:pStyle w:val="Heading2"/>
-      </w:pPr>
-      <w:r>
-        <w:rPr>
-          <w:lang w:val="ne_NP" w:bidi="ne_NP"/>
-        </w:rPr>
-        <w:t>3 John 1:11</w:t>
+      <w:r>
+        <w:rPr>
+          <w:vertAlign w:val="superscript"/>
+          <w:lang w:val="ne_NP" w:bidi="ne_NP"/>
+        </w:rPr>
+        <w:t>11</w:t>
+      </w:r>
+      <w:r>
+        <w:rPr>
+          <w:lang w:val="ne_NP" w:bidi="ne_NP"/>
+        </w:rPr>
+        <w:t xml:space="preserve"> हे प्रिय मित्र, खराबीको होइन, तर असल कुराको अनुकरण गर। जसले असल कुरा गर्दछ, त्यो परमेश्‍वरबाटको हो। जसले खराबी गर्दछ, त्यसले परमेश्‍वरलाई देखेको छैन।</w:t>
+      </w:r>
+      <w:r>
+        <w:rPr>
+          <w:lang w:val="ne_NP" w:bidi="ne_NP"/>
+        </w:rPr>
       </w:r>
       <w:r>
         <w:rPr>
@@ -840,29 +698,6 @@
           <w:lang w:val="ne_NP" w:bidi="ne_NP"/>
         </w:rPr>
       </w:r>
-      <w:r>
-        <w:rPr>
-          <w:vertAlign w:val="superscript"/>
-          <w:lang w:val="ne_NP" w:bidi="ne_NP"/>
-        </w:rPr>
-        <w:t>11</w:t>
-      </w:r>
-      <w:r>
-        <w:rPr>
-          <w:lang w:val="ne_NP" w:bidi="ne_NP"/>
-        </w:rPr>
-        <w:t xml:space="preserve"> हे प्रिय मित्र, खराबीको होइन, तर असल कुराको अनुकरण गर। जसले असल कुरा गर्दछ, त्यो परमेश्‍वरबाटको हो। जसले खराबी गर्दछ, त्यसले परमेश्‍वरलाई देखेको छैन।</w:t>
-      </w:r>
-      <w:r>
-        <w:rPr>
-          <w:lang w:val="ne_NP" w:bidi="ne_NP"/>
-        </w:rPr>
-      </w:r>
-      <w:r>
-        <w:rPr>
-          <w:lang w:val="ne_NP" w:bidi="ne_NP"/>
-        </w:rPr>
-      </w:r>
     </w:p>
     <w:p>
       <w:pPr/>
@@ -871,16 +706,23 @@
           <w:lang w:val="ne_NP" w:bidi="ne_NP"/>
         </w:rPr>
       </w:r>
-    </w:p>
-    <w:p>
-      <w:pPr>
-        <w:pStyle w:val="Heading2"/>
-      </w:pPr>
-      <w:r>
-        <w:rPr>
-          <w:lang w:val="ne_NP" w:bidi="ne_NP"/>
-        </w:rPr>
-        <w:t>3 John 1:12</w:t>
+      <w:r>
+        <w:rPr>
+          <w:vertAlign w:val="superscript"/>
+          <w:lang w:val="ne_NP" w:bidi="ne_NP"/>
+        </w:rPr>
+        <w:t>12</w:t>
+      </w:r>
+      <w:r>
+        <w:rPr>
+          <w:lang w:val="ne_NP" w:bidi="ne_NP"/>
+        </w:rPr>
+        <w:t xml:space="preserve"> डेमेत्रियसका विषयमा सबैले असल साक्षी दिएका छन्, र सत्यता स्वयम्‌ले पनि त्यही साक्षी दिन्छ। हामी पनि तिनको विषयमा असल बोल्छौँ, र हाम्रो साक्षी सत्य छ भनी तिमी जान्दछौ।</w:t>
+      </w:r>
+      <w:r>
+        <w:rPr>
+          <w:lang w:val="ne_NP" w:bidi="ne_NP"/>
+        </w:rPr>
       </w:r>
       <w:r>
         <w:rPr>
@@ -895,29 +737,6 @@
           <w:lang w:val="ne_NP" w:bidi="ne_NP"/>
         </w:rPr>
       </w:r>
-      <w:r>
-        <w:rPr>
-          <w:vertAlign w:val="superscript"/>
-          <w:lang w:val="ne_NP" w:bidi="ne_NP"/>
-        </w:rPr>
-        <w:t>12</w:t>
-      </w:r>
-      <w:r>
-        <w:rPr>
-          <w:lang w:val="ne_NP" w:bidi="ne_NP"/>
-        </w:rPr>
-        <w:t xml:space="preserve"> डेमेत्रियसका विषयमा सबैले असल साक्षी दिएका छन्, र सत्यता स्वयम्‌ले पनि त्यही साक्षी दिन्छ। हामी पनि तिनको विषयमा असल बोल्छौँ, र हाम्रो साक्षी सत्य छ भनी तिमी जान्दछौ।</w:t>
-      </w:r>
-      <w:r>
-        <w:rPr>
-          <w:lang w:val="ne_NP" w:bidi="ne_NP"/>
-        </w:rPr>
-      </w:r>
-      <w:r>
-        <w:rPr>
-          <w:lang w:val="ne_NP" w:bidi="ne_NP"/>
-        </w:rPr>
-      </w:r>
     </w:p>
     <w:p>
       <w:pPr/>
@@ -926,16 +745,23 @@
           <w:lang w:val="ne_NP" w:bidi="ne_NP"/>
         </w:rPr>
       </w:r>
-    </w:p>
-    <w:p>
-      <w:pPr>
-        <w:pStyle w:val="Heading2"/>
-      </w:pPr>
-      <w:r>
-        <w:rPr>
-          <w:lang w:val="ne_NP" w:bidi="ne_NP"/>
-        </w:rPr>
-        <w:t>3 John 1:13</w:t>
+      <w:r>
+        <w:rPr>
+          <w:vertAlign w:val="superscript"/>
+          <w:lang w:val="ne_NP" w:bidi="ne_NP"/>
+        </w:rPr>
+        <w:t>13</w:t>
+      </w:r>
+      <w:r>
+        <w:rPr>
+          <w:lang w:val="ne_NP" w:bidi="ne_NP"/>
+        </w:rPr>
+        <w:t xml:space="preserve"> मैले तिमीलाई लेख्नुपर्ने कुराहरू धेरै छन्, तर म कलम र मसीले ती लेख्न चाहन्‍नँ।</w:t>
+      </w:r>
+      <w:r>
+        <w:rPr>
+          <w:lang w:val="ne_NP" w:bidi="ne_NP"/>
+        </w:rPr>
       </w:r>
       <w:r>
         <w:rPr>
@@ -950,29 +776,6 @@
           <w:lang w:val="ne_NP" w:bidi="ne_NP"/>
         </w:rPr>
       </w:r>
-      <w:r>
-        <w:rPr>
-          <w:vertAlign w:val="superscript"/>
-          <w:lang w:val="ne_NP" w:bidi="ne_NP"/>
-        </w:rPr>
-        <w:t>13</w:t>
-      </w:r>
-      <w:r>
-        <w:rPr>
-          <w:lang w:val="ne_NP" w:bidi="ne_NP"/>
-        </w:rPr>
-        <w:t xml:space="preserve"> मैले तिमीलाई लेख्नुपर्ने कुराहरू धेरै छन्, तर म कलम र मसीले ती लेख्न चाहन्‍नँ।</w:t>
-      </w:r>
-      <w:r>
-        <w:rPr>
-          <w:lang w:val="ne_NP" w:bidi="ne_NP"/>
-        </w:rPr>
-      </w:r>
-      <w:r>
-        <w:rPr>
-          <w:lang w:val="ne_NP" w:bidi="ne_NP"/>
-        </w:rPr>
-      </w:r>
     </w:p>
     <w:p>
       <w:pPr/>
@@ -981,16 +784,23 @@
           <w:lang w:val="ne_NP" w:bidi="ne_NP"/>
         </w:rPr>
       </w:r>
-    </w:p>
-    <w:p>
-      <w:pPr>
-        <w:pStyle w:val="Heading2"/>
-      </w:pPr>
-      <w:r>
-        <w:rPr>
-          <w:lang w:val="ne_NP" w:bidi="ne_NP"/>
-        </w:rPr>
-        <w:t>3 John 1:14</w:t>
+      <w:r>
+        <w:rPr>
+          <w:vertAlign w:val="superscript"/>
+          <w:lang w:val="ne_NP" w:bidi="ne_NP"/>
+        </w:rPr>
+        <w:t>14</w:t>
+      </w:r>
+      <w:r>
+        <w:rPr>
+          <w:lang w:val="ne_NP" w:bidi="ne_NP"/>
+        </w:rPr>
+        <w:t xml:space="preserve"> म तिमीलाई चाँडै नै भेट्ने आशा गर्दछु, तब हामी आमने-सामने भएर कुरा गर्नेछौँ।</w:t>
+      </w:r>
+      <w:r>
+        <w:rPr>
+          <w:lang w:val="ne_NP" w:bidi="ne_NP"/>
+        </w:rPr>
       </w:r>
       <w:r>
         <w:rPr>
@@ -1000,53 +810,6 @@
     </w:p>
     <w:p>
       <w:pPr/>
-      <w:r>
-        <w:rPr>
-          <w:lang w:val="ne_NP" w:bidi="ne_NP"/>
-        </w:rPr>
-      </w:r>
-      <w:r>
-        <w:rPr>
-          <w:vertAlign w:val="superscript"/>
-          <w:lang w:val="ne_NP" w:bidi="ne_NP"/>
-        </w:rPr>
-        <w:t>14</w:t>
-      </w:r>
-      <w:r>
-        <w:rPr>
-          <w:lang w:val="ne_NP" w:bidi="ne_NP"/>
-        </w:rPr>
-        <w:t xml:space="preserve"> म तिमीलाई चाँडै नै भेट्ने आशा गर्दछु, तब हामी आमने-सामने भएर कुरा गर्नेछौँ।</w:t>
-      </w:r>
-      <w:r>
-        <w:rPr>
-          <w:lang w:val="ne_NP" w:bidi="ne_NP"/>
-        </w:rPr>
-      </w:r>
-      <w:r>
-        <w:rPr>
-          <w:lang w:val="ne_NP" w:bidi="ne_NP"/>
-        </w:rPr>
-      </w:r>
-    </w:p>
-    <w:p>
-      <w:pPr/>
-      <w:r>
-        <w:rPr>
-          <w:lang w:val="ne_NP" w:bidi="ne_NP"/>
-        </w:rPr>
-      </w:r>
-    </w:p>
-    <w:p>
-      <w:pPr>
-        <w:pStyle w:val="Heading2"/>
-      </w:pPr>
-      <w:r>
-        <w:rPr>
-          <w:lang w:val="ne_NP" w:bidi="ne_NP"/>
-        </w:rPr>
-        <w:t>3 John 1:15</w:t>
-      </w:r>
       <w:r>
         <w:rPr>
           <w:lang w:val="ne_NP" w:bidi="ne_NP"/>

--- a/nep/docx/64.content.docx
+++ b/nep/docx/64.content.docx
@@ -28,22 +28,6 @@
       </w:r>
     </w:p>
     <w:p>
-      <w:pPr>
-        <w:pStyle w:val="Heading2"/>
-      </w:pPr>
-      <w:r>
-        <w:rPr>
-          <w:lang w:val="ne_NP" w:bidi="ne_NP"/>
-        </w:rPr>
-        <w:t>License Information</w:t>
-      </w:r>
-      <w:r>
-        <w:rPr>
-          <w:lang w:val="ne_NP" w:bidi="ne_NP"/>
-        </w:rPr>
-      </w:r>
-    </w:p>
-    <w:p>
       <w:pPr/>
       <w:r>
         <w:rPr>
@@ -61,13 +45,7 @@
         <w:rPr>
           <w:lang w:val="ne_NP" w:bidi="ne_NP"/>
         </w:rPr>
-        <w:t xml:space="preserve"> (Nepali) is based on</w:t>
-      </w:r>
-      <w:r>
-        <w:rPr>
-          <w:lang w:val="ne_NP" w:bidi="ne_NP"/>
-        </w:rPr>
-        <w:t xml:space="preserve">: </w:t>
+        <w:t xml:space="preserve"> (Nepali) is based on: </w:t>
       </w:r>
       <w:r>
         <w:rPr>
@@ -188,19 +166,6 @@
       <w:pPr>
         <w:pStyle w:val="Heading2"/>
       </w:pPr>
-      <w:r>
-        <w:rPr>
-          <w:lang w:val="ne_NP" w:bidi="ne_NP"/>
-        </w:rPr>
-      </w:r>
-    </w:p>
-    <w:p>
-      <w:pPr/>
-      <w:r>
-        <w:rPr>
-          <w:lang w:val="ne_NP" w:bidi="ne_NP"/>
-        </w:rPr>
-      </w:r>
       <w:r>
         <w:rPr>
           <w:lang w:val="ne_NP" w:bidi="ne_NP"/>
